--- a/_implementation-notes/FotH Pilot Evening Series Outline DRAFT v1.docx
+++ b/_implementation-notes/FotH Pilot Evening Series Outline DRAFT v1.docx
@@ -402,7 +402,7 @@
               <w:pStyle w:val="Compact"/>
             </w:pPr>
             <w:r>
-              <w:t xml:space="preserve">Check-in circle: two weeks of practice reported, midweek check-ins debriefed. One-sentence shares, a parent opens.</w:t>
+              <w:t xml:space="preserve">Check-in circle: two weeks of practice reported, week-one check-ins debriefed. One-sentence shares, a parent opens.</w:t>
             </w:r>
           </w:p>
         </w:tc>
@@ -542,7 +542,7 @@
               <w:pStyle w:val="Compact"/>
             </w:pPr>
             <w:r>
-              <w:t xml:space="preserve">Homework commissioning: walk the handout, each person names their check-in partner for the midweek report. Both leaders answer their three questions and get individual feedback.</w:t>
+              <w:t xml:space="preserve">Homework commissioning: walk the handout, each person names their check-in partner for the week-one report. Both leaders answer their three questions and get individual feedback.</w:t>
             </w:r>
           </w:p>
         </w:tc>
@@ -766,13 +766,13 @@
       </w:r>
     </w:p>
     <w:bookmarkEnd w:id="11"/>
-    <w:bookmarkStart w:id="12" w:name="X9430fd48ec75a07169e3544b9eed50e75f006a2"/>
+    <w:bookmarkStart w:id="12" w:name="X9472c308625c6f9ef79779f75e995c76742da03"/>
     <w:p>
       <w:pPr>
         <w:pStyle w:val="Heading2"/>
       </w:pPr>
       <w:r>
-        <w:t xml:space="preserve">4. The two-week homework, with the midweek check-in</w:t>
+        <w:t xml:space="preserve">4. The two-week homework, with the end-of-week-one check-in</w:t>
       </w:r>
     </w:p>
     <w:p>
@@ -818,10 +818,10 @@
           <w:b/>
           <w:bCs/>
         </w:rPr>
-        <w:t xml:space="preserve">The midweek check-in</w:t>
-      </w:r>
-      <w:r>
-        <w:t xml:space="preserve">: before the session’s one-week mark, report to</w:t>
+        <w:t xml:space="preserve">The end-of-week-one check-in</w:t>
+      </w:r>
+      <w:r>
+        <w:t xml:space="preserve">: at the end of week one, report to</w:t>
       </w:r>
       <w:r>
         <w:t xml:space="preserve"> </w:t>
@@ -1601,7 +1601,7 @@
         <w:t xml:space="preserve"> </w:t>
       </w:r>
       <w:r>
-        <w:t xml:space="preserve">midweek check-in, already provides that repetition. Folding those four into</w:t>
+        <w:t xml:space="preserve">week-one check-in, already provides that repetition. Folding those four into</w:t>
       </w:r>
       <w:r>
         <w:t xml:space="preserve"> </w:t>
